--- a/06 Composites App/app/docs/standards/CS-013 Work Orders & Part Traceability.docx
+++ b/06 Composites App/app/docs/standards/CS-013 Work Orders & Part Traceability.docx
@@ -1079,7 +1079,7 @@
                 <w:rFonts w:ascii="Courier New" w:hAnsi="Courier New"/>
                 <w:sz w:val="19"/>
               </w:rPr>
-              <w:t>03 App/app/README.md</w:t>
+              <w:t>06 Composites App/app/README.md</w:t>
             </w:r>
             <w:r>
               <w:rPr>
@@ -1134,7 +1134,7 @@
                 <w:rFonts w:ascii="Courier New" w:hAnsi="Courier New"/>
                 <w:sz w:val="19"/>
               </w:rPr>
-              <w:t>03 App/work-orders.html</w:t>
+              <w:t>06 Composites App/work-orders.html</w:t>
             </w:r>
           </w:p>
         </w:tc>
@@ -2237,7 +2237,7 @@
         <w:rPr>
           <w:rFonts w:ascii="Courier New" w:hAnsi="Courier New"/>
         </w:rPr>
-        <w:t>03 App/app/README.md</w:t>
+        <w:t>06 Composites App/app/README.md</w:t>
       </w:r>
       <w:r>
         <w:t>).</w:t>

--- a/06 Composites App/app/docs/standards/CS-013 Work Orders & Part Traceability.docx
+++ b/06 Composites App/app/docs/standards/CS-013 Work Orders & Part Traceability.docx
@@ -119,7 +119,7 @@
               <w:rPr>
                 <w:sz w:val="19"/>
               </w:rPr>
-              <w:t>F</w:t>
+              <w:t>G</w:t>
             </w:r>
           </w:p>
         </w:tc>
@@ -177,7 +177,7 @@
               <w:rPr>
                 <w:sz w:val="19"/>
               </w:rPr>
-              <w:t>2026-08-29</w:t>
+              <w:t>2026-10-10</w:t>
             </w:r>
           </w:p>
         </w:tc>
@@ -355,7 +355,14 @@
           <w:tcPr>
             <w:tcW w:type="dxa" w:w="3216"/>
           </w:tcPr>
-          <w:p/>
+          <w:p>
+            <w:r>
+              <w:rPr>
+                <w:sz w:val="19"/>
+              </w:rPr>
+              <w:t>2026-10-10</w:t>
+            </w:r>
+          </w:p>
         </w:tc>
       </w:tr>
       <w:tr>
@@ -876,6 +883,60 @@
           </w:p>
         </w:tc>
       </w:tr>
+      <w:tr>
+        <w:tc>
+          <w:tcPr>
+            <w:tcW w:type="dxa" w:w="2412"/>
+          </w:tcPr>
+          <w:p>
+            <w:r>
+              <w:rPr>
+                <w:sz w:val="19"/>
+              </w:rPr>
+              <w:t>G</w:t>
+            </w:r>
+          </w:p>
+        </w:tc>
+        <w:tc>
+          <w:tcPr>
+            <w:tcW w:type="dxa" w:w="2412"/>
+          </w:tcPr>
+          <w:p>
+            <w:r>
+              <w:rPr>
+                <w:sz w:val="19"/>
+              </w:rPr>
+              <w:t>2026-10-10</w:t>
+            </w:r>
+          </w:p>
+        </w:tc>
+        <w:tc>
+          <w:tcPr>
+            <w:tcW w:type="dxa" w:w="2412"/>
+          </w:tcPr>
+          <w:p>
+            <w:r>
+              <w:rPr>
+                <w:sz w:val="19"/>
+              </w:rPr>
+              <w:t>Claude (doc overhaul, requested by Simon Starbuck)</w:t>
+            </w:r>
+          </w:p>
+        </w:tc>
+        <w:tc>
+          <w:tcPr>
+            <w:tcW w:type="dxa" w:w="2412"/>
+          </w:tcPr>
+          <w:p>
+            <w:r>
+              <w:rPr>
+                <w:sz w:val="19"/>
+              </w:rPr>
+              <w:t>Caught up with the app since v4.1. A re-laid part is a new run of the same part, not a new P ID (§4.1 rule 3); runs start from the part (§7.1); STK, BUY and DOC join the prefix table. Rules written for what the app already gates: training on buy-offs, independent mold design review, cure holds and evidence, issue dispositions before Complete. New §7.5 techniques (with the built-in checklists and a shall to keep the Stack frozen and drop-test blockers), §7.6 issues, §7.7 archive and Recently deleted. Accounts, photos, lots, molds, R&amp;D, person fields and the weekly board match the app; study versus part in §2; two §8 rows. Register R-013-01..23, R-013-30 (blocker and hold, the app's words, in place of "gate"), R-002-08, R-002-13, R-000-09, R-000-11. The self-review warning is described as the app now keys it, on the run's Mold Engineer (R-OTH-32).</w:t>
+            </w:r>
+          </w:p>
+        </w:tc>
+      </w:tr>
     </w:tbl>
     <w:p/>
     <w:p>
@@ -897,7 +958,7 @@
         <w:t>part-level</w:t>
       </w:r>
       <w:r>
-        <w:t xml:space="preserve"> record: steps, buy-offs, the stack as actually laid, measurements, photos. All of that lived in Slack threads and people's heads (PP-09). A work order (WO) is one part's complete record, spec through blockers through execution through evidence, on a screen or printed and kept with the part.</w:t>
+        <w:t xml:space="preserve"> record: steps, buy-offs, the stack as actually laid, measurements, photos. All of that lived in Slack threads and people's heads (PP-09). A work order (WO) is one run's complete record (a part has one run per attempt at making it, §4.1 rule 3), spec through blockers through execution through evidence, on a screen or printed and kept with the part.</w:t>
       </w:r>
     </w:p>
     <w:p>
@@ -929,6 +990,11 @@
       </w:r>
       <w:r>
         <w:t>, §4.1) with no work order, no traveler and no cure hold. The panel a coupon is cut from is still a build under this standard; the pieces cut from it are bench records.</w:t>
+      </w:r>
+    </w:p>
+    <w:p>
+      <w:r>
+        <w:t>Which record to make: test pieces you will cut, measure and compare (coupons, offcuts, trial panels you will not keep) should go in a study. Anything with a mold, a checklist or a cure you need to sign should be a part and a run, marked R&amp;D if it is not for the car (§4). A study may also hold the parts and runs an effort produced, as a folder. Filing a part under a study does not make it R&amp;D, and deleting a study ungroups its parts without deleting them.</w:t>
       </w:r>
     </w:p>
     <w:p>
@@ -1037,7 +1103,14 @@
               <w:rPr>
                 <w:sz w:val="19"/>
               </w:rPr>
-              <w:t>FEB-COMP-PP-001</w:t>
+              <w:t xml:space="preserve">FEB-COMP-PP-001, </w:t>
+            </w:r>
+            <w:r>
+              <w:rPr>
+                <w:rFonts w:ascii="Courier New" w:hAnsi="Courier New"/>
+                <w:sz w:val="19"/>
+              </w:rPr>
+              <w:t>01 Pain Points and Improvements/src/pain-points.md</w:t>
             </w:r>
           </w:p>
         </w:tc>
@@ -1162,7 +1235,7 @@
               <w:rPr>
                 <w:sz w:val="19"/>
               </w:rPr>
-              <w:t>CS-002 (stack), CS-003 §7.2 (design review), CS-006/007 (process records)</w:t>
+              <w:t>CS-002 (stack), CS-003 §7.2 (design review), CS-006/007 (process records), CS-005 §4 (ShopSabre operator authority), CS-008 §5.1 (team cure holds)</w:t>
             </w:r>
           </w:p>
         </w:tc>
@@ -1262,10 +1335,89 @@
         <w:rPr>
           <w:b/>
         </w:rPr>
+        <w:t>Part and run</w:t>
+      </w:r>
+      <w:r>
+        <w:t>: a part (</w:t>
+      </w:r>
+      <w:r>
+        <w:rPr>
+          <w:rFonts w:ascii="Courier New" w:hAnsi="Courier New"/>
+        </w:rPr>
+        <w:t>P-SNx-###</w:t>
+      </w:r>
+      <w:r>
+        <w:t>) is the durable thing the car needs. A run is one attempt at making it; the app's Work Orders tab calls a run a work order. A part has many runs, and each run belongs to one part (§7.1).</w:t>
+      </w:r>
+    </w:p>
+    <w:p>
+      <w:pPr>
+        <w:pStyle w:val="ListBullet"/>
+      </w:pPr>
+      <w:r>
+        <w:rPr>
+          <w:b/>
+        </w:rPr>
+        <w:t>ME / RE</w:t>
+      </w:r>
+      <w:r>
+        <w:t>: the part's Mold Engineer (ME) and Manufacturing Engineer (RE), the two engineer fields on the part and on each of its runs. Both are roster picks (Person fields, below). Same definition as CS-002 §4.</w:t>
+      </w:r>
+    </w:p>
+    <w:p>
+      <w:pPr>
+        <w:pStyle w:val="ListBullet"/>
+      </w:pPr>
+      <w:r>
+        <w:rPr>
+          <w:b/>
+        </w:rPr>
+        <w:t>Person fields</w:t>
+      </w:r>
+      <w:r>
+        <w:t>: every field that names a person (Mold Engineer, Manufacturing Engineer, Sealed by, Laid up by and the rest) is picked from the app's roster, not typed. Pick Use “name” only for someone who is not on the app.</w:t>
+      </w:r>
+    </w:p>
+    <w:p>
+      <w:pPr>
+        <w:pStyle w:val="ListBullet"/>
+      </w:pPr>
+      <w:r>
+        <w:rPr>
+          <w:b/>
+        </w:rPr>
         <w:t>Buy-off</w:t>
       </w:r>
       <w:r>
-        <w:t>: the signed-in team member's name, email, and timestamp, recorded by the app when they click a step's buy-off button (self-buy-off allowed except where a step names an independent reviewer, e.g. mold design review). That's a real step up from typed initials, but it isn't tamper-proof: any roster member can still edit any record, so treat it as "who was signed in when this was clicked," not a notarized signature.</w:t>
+        <w:t>: pressing a step's buy-off while signed in. The app stores the signer's name as it read at signing, their account, and the date and time; screens show the person's current roster name. Self-buy-off is allowed except on Mold design review (below). It isn't tamper-proof: any roster member can still edit any record, so treat it as "who was signed in when this was clicked," not a notarized signature.</w:t>
+      </w:r>
+    </w:p>
+    <w:p>
+      <w:pPr>
+        <w:pStyle w:val="ListBullet"/>
+      </w:pPr>
+      <w:r>
+        <w:rPr>
+          <w:b/>
+        </w:rPr>
+        <w:t>Training to sign</w:t>
+      </w:r>
+      <w:r>
+        <w:t>: a step that names a training (the §7.5 table shows which built-in step needs which) can be bought off only by someone a lead has recorded as holding it on the People tab. A lead may sign without it, and must write why; the reason goes in the run's event log. A lead is not trained by being a lead. For the ShopSabre, the app's ShopSabre CNC training mirrors the RFS record, which CS-005 §4 names as the authority.</w:t>
+      </w:r>
+    </w:p>
+    <w:p>
+      <w:pPr>
+        <w:pStyle w:val="ListBullet"/>
+      </w:pPr>
+      <w:r>
+        <w:rPr>
+          <w:b/>
+        </w:rPr>
+        <w:t>Independent design review</w:t>
+      </w:r>
+      <w:r>
+        <w:t>: Mold design review shall be bought off by someone other than the mold's designer, the part's Mold Engineer (CS-003 §7.2). The app only warns: when the run's Mold Engineer signs it, it asks "Self-review" ("You are this run's Mold Engineer…") with Sign it anyway, and it does not refuse. It reads only the Mold Engineer field, so the signer still checks who actually drew the CAD.</w:t>
       </w:r>
     </w:p>
     <w:p>
@@ -1279,7 +1431,49 @@
         <w:t>Blocker step</w:t>
       </w:r>
       <w:r>
-        <w:t>: a step that blocks everything after it until it's bought off (stack freeze, design review, drop test).</w:t>
+        <w:t>: a step that blocks everything after it until it's bought off (stack freeze, design review, drop test, and the acceptance criterion that opens the Other technique).</w:t>
+      </w:r>
+    </w:p>
+    <w:p>
+      <w:pPr>
+        <w:pStyle w:val="ListBullet"/>
+      </w:pPr>
+      <w:r>
+        <w:rPr>
+          <w:b/>
+        </w:rPr>
+        <w:t>Cure hold</w:t>
+      </w:r>
+      <w:r>
+        <w:t>: the wait on the step after the one that starts a cure (Cure and demould, or Cure), as long as the team hold for the resin recorded at that buy-off (CS-008 §5.1). A member is refused with "Still curing". A lead can sign through it from "Demould early?" with a written reason, which goes in the event log.</w:t>
+      </w:r>
+    </w:p>
+    <w:p>
+      <w:pPr>
+        <w:pStyle w:val="ListBullet"/>
+      </w:pPr>
+      <w:r>
+        <w:rPr>
+          <w:b/>
+        </w:rPr>
+        <w:t>OnHold</w:t>
+      </w:r>
+      <w:r>
+        <w:t xml:space="preserve"> (run status): a run a person has parked. It blocks nothing in the app.</w:t>
+      </w:r>
+    </w:p>
+    <w:p>
+      <w:pPr>
+        <w:pStyle w:val="ListBullet"/>
+      </w:pPr>
+      <w:r>
+        <w:rPr>
+          <w:b/>
+        </w:rPr>
+        <w:t>Evidence</w:t>
+      </w:r>
+      <w:r>
+        <w:t>: what a step needs before it can be signed. Stack frozen needs a layup stack; Mold design review needs the CAD, attached or linked; Machine mold, Glue and machine mold, the drop test and the acceptance criterion need a note on the step. A lead can Sign without it, with a written reason.</w:t>
       </w:r>
     </w:p>
     <w:p>
@@ -1316,16 +1510,12 @@
         <w:t>R&amp;D part / R&amp;D WO</w:t>
       </w:r>
       <w:r>
-        <w:t xml:space="preserve">: a build that feeds a decision rather than the car: coupon campaigns, flat test panels, layup trials, sealing and grounding experiments, mold shakedowns. An R&amp;D build is </w:t>
+        <w:t>: a build that feeds a decision rather than the car: coupon campaigns, flat test panels, layup trials, sealing and grounding experiments, mold shakedowns. An R&amp;D build is real carbon, real machine time, real cost and a real deadline, with a full record under this standard.</w:t>
       </w:r>
+    </w:p>
+    <w:p>
       <w:r>
-        <w:rPr>
-          <w:b/>
-        </w:rPr>
-        <w:t>real</w:t>
-      </w:r>
-      <w:r>
-        <w:t xml:space="preserve">: real carbon, real machine time, real cost, real deadline, and a full record under this standard. It is not the same thing as a bench coupon: a </w:t>
+        <w:t xml:space="preserve">An R&amp;D part is not a bench coupon: a </w:t>
       </w:r>
       <w:r>
         <w:rPr>
@@ -1334,16 +1524,12 @@
         <w:t>CPN</w:t>
       </w:r>
       <w:r>
-        <w:t xml:space="preserve"> record has no work order and enforces nothing (§2), while an R&amp;D part keeps every gate. What an R&amp;D part is not is a season deliverable, so it is excluded from the season part list, from the Season blueprint and from the Master Tracker mirror; it is counted and marked everywhere else. </w:t>
+        <w:t xml:space="preserve"> record has no work order and enforces nothing (§2), while an R&amp;D part keeps every blocker, hold and evidence check. R&amp;D is a property of the object, not a status: a work order is R&amp;D on the day it is a Draft and still R&amp;D when it is Complete, and an R&amp;D work order enforces its blockers, cure holds and evidence exactly like any other.</w:t>
       </w:r>
+    </w:p>
+    <w:p>
       <w:r>
-        <w:rPr>
-          <w:b/>
-        </w:rPr>
-        <w:t>R&amp;D is a property of the object, not a status:</w:t>
-      </w:r>
-      <w:r>
-        <w:t xml:space="preserve"> a work order is R&amp;D on the day it is a Draft and still R&amp;D when it is Complete, and an R&amp;D work order enforces its blockers, cure holds and evidence gates exactly like any other. Marked </w:t>
+        <w:t xml:space="preserve">What an R&amp;D part is not is a season deliverable. It is kept off the Season tab, the Google Sheet mirror, and the Parts and Work Orders lists; it lives on the R&amp;D tab, and each of those two lists shows an R&amp;D count that jumps there. It is counted and marked everywhere else, including the Dashboard and Reports, and marked </w:t>
       </w:r>
       <w:r>
         <w:rPr>
@@ -1352,16 +1538,7 @@
         <w:t>R&amp;D</w:t>
       </w:r>
       <w:r>
-        <w:t xml:space="preserve"> on screen, on the label (CS-001 §7.6), on the printed traveler and on the public scan page. The flag lives on the </w:t>
-      </w:r>
-      <w:r>
-        <w:rPr>
-          <w:b/>
-        </w:rPr>
-        <w:t>part</w:t>
-      </w:r>
-      <w:r>
-        <w:t>; a work order inherits it from the part it builds, and a work order with no part carries its own.</w:t>
+        <w:t xml:space="preserve"> on screen, on the label (CS-001 §7.6), on the printed traveler and on the public scan page. The flag lives on the part; a work order inherits it from the part it builds, and a work order with no part carries its own.</w:t>
       </w:r>
     </w:p>
     <w:p>
@@ -1815,20 +1992,94 @@
               <w:rPr>
                 <w:sz w:val="19"/>
               </w:rPr>
-              <w:t xml:space="preserve">a ticket. </w:t>
+              <w:t>an issue (older records say ticket). Not a physical object, and never gets a printed label (CS-001 §4).</w:t>
             </w:r>
+          </w:p>
+        </w:tc>
+      </w:tr>
+      <w:tr>
+        <w:tc>
+          <w:tcPr>
+            <w:tcW w:type="dxa" w:w="4824"/>
+          </w:tcPr>
+          <w:p>
             <w:r>
               <w:rPr>
-                <w:b/>
+                <w:rFonts w:ascii="Courier New" w:hAnsi="Courier New"/>
                 <w:sz w:val="19"/>
               </w:rPr>
-              <w:t>Not a physical object, and never gets a printed label</w:t>
+              <w:t>STK</w:t>
             </w:r>
+          </w:p>
+        </w:tc>
+        <w:tc>
+          <w:tcPr>
+            <w:tcW w:type="dxa" w:w="4824"/>
+          </w:tcPr>
+          <w:p>
             <w:r>
               <w:rPr>
                 <w:sz w:val="19"/>
               </w:rPr>
-              <w:t xml:space="preserve"> (CS-001 §4).</w:t>
+              <w:t>a mold's stack plan: how the mold is cut from tooling board, shown as the Mold file. Not a physical object</w:t>
+            </w:r>
+          </w:p>
+        </w:tc>
+      </w:tr>
+      <w:tr>
+        <w:tc>
+          <w:tcPr>
+            <w:tcW w:type="dxa" w:w="4824"/>
+          </w:tcPr>
+          <w:p>
+            <w:r>
+              <w:rPr>
+                <w:rFonts w:ascii="Courier New" w:hAnsi="Courier New"/>
+                <w:sz w:val="19"/>
+              </w:rPr>
+              <w:t>BUY</w:t>
+            </w:r>
+          </w:p>
+        </w:tc>
+        <w:tc>
+          <w:tcPr>
+            <w:tcW w:type="dxa" w:w="4824"/>
+          </w:tcPr>
+          <w:p>
+            <w:r>
+              <w:rPr>
+                <w:sz w:val="19"/>
+              </w:rPr>
+              <w:t>a purchase. Not a physical object</w:t>
+            </w:r>
+          </w:p>
+        </w:tc>
+      </w:tr>
+      <w:tr>
+        <w:tc>
+          <w:tcPr>
+            <w:tcW w:type="dxa" w:w="4824"/>
+          </w:tcPr>
+          <w:p>
+            <w:r>
+              <w:rPr>
+                <w:rFonts w:ascii="Courier New" w:hAnsi="Courier New"/>
+                <w:sz w:val="19"/>
+              </w:rPr>
+              <w:t>DOC</w:t>
+            </w:r>
+          </w:p>
+        </w:tc>
+        <w:tc>
+          <w:tcPr>
+            <w:tcW w:type="dxa" w:w="4824"/>
+          </w:tcPr>
+          <w:p>
+            <w:r>
+              <w:rPr>
+                <w:sz w:val="19"/>
+              </w:rPr>
+              <w:t>a document on the Documents tab. Not a physical object</w:t>
             </w:r>
           </w:p>
         </w:tc>
@@ -1860,7 +2111,52 @@
         <w:t>WO</w:t>
       </w:r>
       <w:r>
-        <w:t>, which is the job. Encode a work order into a part's ID and every re-lay either lies or forces a relabel.</w:t>
+        <w:t xml:space="preserve">, which is the job. Encode a work order into a part's ID and every re-lay either lies or forces a relabel. A </w:t>
+      </w:r>
+      <w:r>
+        <w:rPr>
+          <w:rFonts w:ascii="Courier New" w:hAnsi="Courier New"/>
+        </w:rPr>
+        <w:t>P</w:t>
+      </w:r>
+      <w:r>
+        <w:t xml:space="preserve"> record names the part the car needs; each physical piece of it is told apart by the run that made it (rule 3). </w:t>
+      </w:r>
+      <w:r>
+        <w:rPr>
+          <w:rFonts w:ascii="Courier New" w:hAnsi="Courier New"/>
+        </w:rPr>
+        <w:t>PROJ</w:t>
+      </w:r>
+      <w:r>
+        <w:t xml:space="preserve">, </w:t>
+      </w:r>
+      <w:r>
+        <w:rPr>
+          <w:rFonts w:ascii="Courier New" w:hAnsi="Courier New"/>
+        </w:rPr>
+        <w:t>STK</w:t>
+      </w:r>
+      <w:r>
+        <w:t xml:space="preserve">, </w:t>
+      </w:r>
+      <w:r>
+        <w:rPr>
+          <w:rFonts w:ascii="Courier New" w:hAnsi="Courier New"/>
+        </w:rPr>
+        <w:t>BUY</w:t>
+      </w:r>
+      <w:r>
+        <w:t xml:space="preserve"> and </w:t>
+      </w:r>
+      <w:r>
+        <w:rPr>
+          <w:rFonts w:ascii="Courier New" w:hAnsi="Courier New"/>
+        </w:rPr>
+        <w:t>DOC</w:t>
+      </w:r>
+      <w:r>
+        <w:t xml:space="preserve"> name records that are not objects at all, and none of them gets a label.</w:t>
       </w:r>
     </w:p>
     <w:p>
@@ -1903,10 +2199,10 @@
         <w:rPr>
           <w:b/>
         </w:rPr>
-        <w:t>A re-laid part is a new part.</w:t>
+        <w:t>A re-laid part is a new run, not a new part.</w:t>
       </w:r>
       <w:r>
-        <w:t xml:space="preserve"> Scrap a part for porosity and lay it again and that is a different piece of carbon: new </w:t>
+        <w:t xml:space="preserve"> Scrap a layup for porosity and lay it again: dispose the issue on the failed run as Scrap, saying why it could not be saved (§7.6), then start a second run on the same part with + New run. The part keeps its </w:t>
       </w:r>
       <w:r>
         <w:rPr>
@@ -1915,16 +2211,7 @@
         <w:t>P</w:t>
       </w:r>
       <w:r>
-        <w:t xml:space="preserve"> ID, new work order, and </w:t>
-      </w:r>
-      <w:r>
-        <w:rPr>
-          <w:rFonts w:ascii="Courier New" w:hAnsi="Courier New"/>
-        </w:rPr>
-        <w:t>supersedes</w:t>
-      </w:r>
-      <w:r>
-        <w:t xml:space="preserve"> pointing at the old one. The mold's ID, the board's ID and every existing label are untouched.</w:t>
+        <w:t xml:space="preserve"> ID, and the run ID tells the two pieces of carbon apart. The mold's ID, the board's ID and every existing label are untouched.</w:t>
       </w:r>
     </w:p>
     <w:p>
@@ -1998,7 +2285,7 @@
       <w:r>
         <w:drawing>
           <wp:inline xmlns:a="http://schemas.openxmlformats.org/drawingml/2006/main" xmlns:pic="http://schemas.openxmlformats.org/drawingml/2006/picture">
-            <wp:extent cx="5669280" cy="2834640"/>
+            <wp:extent cx="5669280" cy="7370064"/>
             <wp:docPr id="1" name="Picture 1"/>
             <wp:cNvGraphicFramePr>
               <a:graphicFrameLocks noChangeAspect="1"/>
@@ -2007,7 +2294,7 @@
               <a:graphicData uri="http://schemas.openxmlformats.org/drawingml/2006/picture">
                 <pic:pic>
                   <pic:nvPicPr>
-                    <pic:cNvPr id="0" name="cs013-records.png"/>
+                    <pic:cNvPr id="0" name="cs013-records.v2.png"/>
                     <pic:cNvPicPr/>
                   </pic:nvPicPr>
                   <pic:blipFill>
@@ -2019,7 +2306,7 @@
                   <pic:spPr>
                     <a:xfrm>
                       <a:off x="0" y="0"/>
-                      <a:ext cx="5669280" cy="2834640"/>
+                      <a:ext cx="5669280" cy="7370064"/>
                     </a:xfrm>
                     <a:prstGeom prst="rect"/>
                   </pic:spPr>
@@ -2068,7 +2355,7 @@
     </w:p>
     <w:p>
       <w:r>
-        <w:t xml:space="preserve">The WO app (R2): a shared workspace at feb-composites.web.app, running on Firebase. Sign in with email and password; a lead has to add your email to the roster before you can see or touch anything. Every edit saves live to a shared database, so the whole team sees the same record at once; there's nothing to import or merge. </w:t>
+        <w:t xml:space="preserve">The WO app (R2): a shared workspace at feb-composites.web.app, running on Firebase. Make an account on the sign-in page with New here? Create account: your name (it goes on your buy-offs), a username and a password. You start as a member and can work straight away. A lead makes someone a lead on the People tab, and removes someone who has left with Remove there; their name stays on every record they signed. View as guest reads the whole app and changes nothing, because every buy-off carries a name. Every edit saves live to a shared database, so the whole team sees the same record at once; there's nothing to import or merge. </w:t>
       </w:r>
       <w:r>
         <w:rPr>
@@ -2114,7 +2401,32 @@
         <w:pStyle w:val="ListNumber"/>
       </w:pPr>
       <w:r>
-        <w:t xml:space="preserve">Open the app → New Work Order → it assigns the next </w:t>
+        <w:t xml:space="preserve">Make the part on the Parts tab with New Part (it gets </w:t>
+      </w:r>
+      <w:r>
+        <w:rPr>
+          <w:rFonts w:ascii="Courier New" w:hAnsi="Courier New"/>
+        </w:rPr>
+        <w:t>P-SN6-###</w:t>
+      </w:r>
+      <w:r>
+        <w:t>), or open the part if it exists.</w:t>
+      </w:r>
+    </w:p>
+    <w:p>
+      <w:pPr>
+        <w:pStyle w:val="ListNumber"/>
+      </w:pPr>
+      <w:r>
+        <w:t>On the part, fill the requirements before any work (this is the PP-04/PP-05 fix: requirements exist before work): Subteam, Layup type (which picks the technique, §7.5), Layup deadline, Mold Engineer and Manufacturing Engineer, Target weight (g), the Layup stack (per CS-002 §7.1) and Materials (plan).</w:t>
+      </w:r>
+    </w:p>
+    <w:p>
+      <w:pPr>
+        <w:pStyle w:val="ListNumber"/>
+      </w:pPr>
+      <w:r>
+        <w:t xml:space="preserve">Press + New run on the part. The run gets </w:t>
       </w:r>
       <w:r>
         <w:rPr>
@@ -2123,7 +2435,7 @@
         <w:t>WO-SN6-###</w:t>
       </w:r>
       <w:r>
-        <w:t>.</w:t>
+        <w:t xml:space="preserve"> and copies the part's plan: engineers, deadline, mass target, technique, stack, BOM and the part's first mold. For a remake, choose Use a previous run as the starting point and tick what to carry; Start fresh copies the part's own plan.</w:t>
       </w:r>
     </w:p>
     <w:p>
@@ -2131,25 +2443,15 @@
         <w:pStyle w:val="ListNumber"/>
       </w:pPr>
       <w:r>
-        <w:t xml:space="preserve">Fill at creation (this is the PP-04/PP-05 fix: requirements exist before work): part name, subteam, ME/RE, due date, process type, </w:t>
+        <w:t>On the run, set the quality checks with numeric targets in Quality (+ check). Mass is prefilled from the part's Target weight.</w:t>
       </w:r>
+    </w:p>
+    <w:p>
+      <w:pPr>
+        <w:pStyle w:val="ListNumber"/>
+      </w:pPr>
       <w:r>
-        <w:rPr>
-          <w:b/>
-        </w:rPr>
-        <w:t>stack (per CS-002)</w:t>
-      </w:r>
-      <w:r>
-        <w:t xml:space="preserve">, BOM, </w:t>
-      </w:r>
-      <w:r>
-        <w:rPr>
-          <w:b/>
-        </w:rPr>
-        <w:t>qualityChecks with numeric targets</w:t>
-      </w:r>
-      <w:r>
-        <w:t>, and the standard step list for the process type (the app pre-fills steps from the templates; delete inapplicable ones consciously, don't skip silently).</w:t>
+        <w:t>The run's steps come from its technique. If the checklist does not fit the job, fix the technique, not the run: pick the right Layup type before the run starts, or ask a lead to add a technique (§7.5). Members cannot delete steps. A step that does not apply is signed with a note saying why.</w:t>
       </w:r>
     </w:p>
     <w:p>
@@ -2165,49 +2467,12 @@
         <w:pStyle w:val="ListNumber"/>
       </w:pPr>
       <w:r>
-        <w:rPr>
-          <w:b/>
-        </w:rPr>
-        <w:t>Mark it R&amp;D at creation if the build feeds a decision rather than the car</w:t>
+        <w:t>If the build feeds a decision rather than the car, start it from the R&amp;D tab with + Part or + Run (§4). A run started on an R&amp;D part is R&amp;D with nothing to remember. Until a part has a run, the R&amp;D part checkbox on its page (in edit mode) can be flipped either way. After that, only a lead can press Move to season, once, and nothing moves a season part back. The part keeps its ID when it moves (§4.1 rule 2), so its label, its traveler and its QR all stay valid.</w:t>
       </w:r>
+    </w:p>
+    <w:p>
       <w:r>
-        <w:t xml:space="preserve"> (§4). The app offers it as its own button rather than a question: </w:t>
-      </w:r>
-      <w:r>
-        <w:rPr>
-          <w:i/>
-        </w:rPr>
-        <w:t>R&amp;D part</w:t>
-      </w:r>
-      <w:r>
-        <w:t xml:space="preserve"> beside </w:t>
-      </w:r>
-      <w:r>
-        <w:rPr>
-          <w:i/>
-        </w:rPr>
-        <w:t>New Part</w:t>
-      </w:r>
-      <w:r>
-        <w:t xml:space="preserve">, </w:t>
-      </w:r>
-      <w:r>
-        <w:rPr>
-          <w:i/>
-        </w:rPr>
-        <w:t>R&amp;D run</w:t>
-      </w:r>
-      <w:r>
-        <w:t xml:space="preserve"> beside </w:t>
-      </w:r>
-      <w:r>
-        <w:rPr>
-          <w:i/>
-        </w:rPr>
-        <w:t>New WO</w:t>
-      </w:r>
-      <w:r>
-        <w:t>, and a run started from an R&amp;D part inherits the mark with nothing to remember. It can be changed afterwards while the part still has no work order against it; once real work exists, only the Composites Lead can move it into the season, only once, and never back. The part keeps its ID when it moves (§4.1 rule 2), so its label, its traveler and its QR all stay valid.</w:t>
+        <w:t>New WO on the Work Orders tab makes a run with no part. Use it only for a one-off job that will never be remade.</w:t>
       </w:r>
     </w:p>
     <w:p>
@@ -2231,16 +2496,7 @@
         <w:pStyle w:val="ListNumber"/>
       </w:pPr>
       <w:r>
-        <w:t xml:space="preserve">Each step: status, buy-off (signed-in name + timestamp), notes, photo references (phone photos → the part's Drive folder, filename written on the WO step; WO steps don't take a real upload yet; Tickets and Documents do, see </w:t>
-      </w:r>
-      <w:r>
-        <w:rPr>
-          <w:rFonts w:ascii="Courier New" w:hAnsi="Courier New"/>
-        </w:rPr>
-        <w:t>06 Composites App/app/README.md</w:t>
-      </w:r>
-      <w:r>
-        <w:t>).</w:t>
+        <w:t>Each step: buy-off (§4), a note, and photos. Press the camera on the step row (Add photos to this step) to attach photos straight from the phone; they land on that step and in the run's Photos section. Steps that need a note (machining, the drop test) also suggest a photo before signing; a photo is never required.</w:t>
       </w:r>
     </w:p>
     <w:p>
@@ -2248,7 +2504,7 @@
         <w:pStyle w:val="ListNumber"/>
       </w:pPr>
       <w:r>
-        <w:t>Deviations from the frozen stack/spec = WO revision (CS-000 rules): quick, visible, counted. The revision letter rides the WO header.</w:t>
+        <w:t>Deviations from the frozen stack or spec are a run revision, done as CS-002 §7.2 steps 4 to 6 say: quick, visible, counted.</w:t>
       </w:r>
     </w:p>
     <w:p>
@@ -2262,16 +2518,7 @@
         <w:t>Which lots went in.</w:t>
       </w:r>
       <w:r>
-        <w:t xml:space="preserve"> Buying off an infusion or a wet layup asks which fabric roll, which resin lot and which hardener lot, alongside the resin system and the finish time it already asked for. Each field is pre-filled with whatever is currently open, so the usual answer is one confirmation. </w:t>
-      </w:r>
-      <w:r>
-        <w:rPr>
-          <w:b/>
-        </w:rPr>
-        <w:t>"I don't know" is a valid answer</w:t>
-      </w:r>
-      <w:r>
-        <w:t xml:space="preserve"> and is recorded as such. That is deliberate: a gate that can only be satisfied by naming a lot gets satisfied by naming the wrong one, and a confident wrong lot is worse than an honest gap (§8, and the same principle as the retro sentinel in §4).</w:t>
+        <w:t xml:space="preserve"> Buying off an infusion or a wet layup asks which fabric roll, which resin lot and which hardener lot, alongside the resin system and the finish time it already asked for. Each field is pre-filled with whatever is currently open, so the usual answer is one confirmation. "I don't know / not recorded" is a valid answer and is recorded as such. That is deliberate: a required field that can only be satisfied by naming a lot gets satisfied by naming the wrong one, and a confident wrong lot is worse than an honest gap (§8, and the same principle as the retro sentinel in §4). The same buy-off asks Materials used for each BOM line (CS-002 §7.4 step 4). A lot picked by scanning its label is recorded as scanned, so a checked lot and a remembered one read differently later.</w:t>
       </w:r>
     </w:p>
     <w:p>
@@ -2279,16 +2526,7 @@
         <w:pStyle w:val="ListNumber"/>
       </w:pPr>
       <w:r>
-        <w:t xml:space="preserve">Point the work order at a </w:t>
-      </w:r>
-      <w:r>
-        <w:rPr>
-          <w:b/>
-        </w:rPr>
-        <w:t>mold record</w:t>
-      </w:r>
-      <w:r>
-        <w:t xml:space="preserve"> (</w:t>
+        <w:t>Link the part to its mold records (</w:t>
       </w:r>
       <w:r>
         <w:rPr>
@@ -2297,7 +2535,7 @@
         <w:t>MOLD-SNx-###</w:t>
       </w:r>
       <w:r>
-        <w:t>) rather than only naming one. The mold's location, sealing record and parts-pulled count then live on the mold, where they stay true across every work order that uses it, instead of being copied into each one.</w:t>
+        <w:t>) in the part's Mold section; a split mold is two links. Each run points at the one mold it was laid in, filled from the part's first mold; a run on the other half of a split mold is its own run. The mold's location, sealing record and Parts pulled count live on the mold, where they stay true across every work order that uses it, instead of being copied into each one.</w:t>
       </w:r>
     </w:p>
     <w:p>
@@ -2321,7 +2559,7 @@
         <w:pStyle w:val="ListNumber"/>
       </w:pPr>
       <w:r>
-        <w:t>Fill qualityChecks actuals (mass, thickness, Ω table, etc.), attach final photos, mark status Complete.</w:t>
+        <w:t>Fill the actuals in Quality (mass, thickness, Ω table, etc.), check the photos, and set the status to Complete. If an issue on the run is still open, the app opens the closeout list instead; dispose each one (§7.6).</w:t>
       </w:r>
     </w:p>
     <w:p>
@@ -2329,16 +2567,7 @@
         <w:pStyle w:val="ListNumber"/>
       </w:pPr>
       <w:r>
-        <w:t xml:space="preserve">Nothing to export by hand: every save writes straight to the shared database and is live for the whole team immediately. The durable archive is the lead's </w:t>
-      </w:r>
-      <w:r>
-        <w:rPr>
-          <w:b/>
-        </w:rPr>
-        <w:t>monthly Backup</w:t>
-      </w:r>
-      <w:r>
-        <w:t xml:space="preserve"> (header button) into the team Drive: Firestore is reliable, but a plain JSON file nobody can lock the team out of is the backup that matters. Restore, lead-only, reads that file back.</w:t>
+        <w:t>Nothing to export by hand: every save writes straight to the shared database and is live for the whole team immediately. The durable archive is the lead's monthly Backup (header button; on a phone, Backup database in the ⋯ menu) into the team Drive: Firestore is reliable, but a plain JSON file nobody can lock the team out of is the backup that matters. Restore, lead-only, reads that file back.</w:t>
       </w:r>
     </w:p>
     <w:p>
@@ -2362,16 +2591,7 @@
         <w:pStyle w:val="ListNumber"/>
       </w:pPr>
       <w:r>
-        <w:t xml:space="preserve">Monday meeting: the app's list view (filter: InWork) </w:t>
-      </w:r>
-      <w:r>
-        <w:rPr>
-          <w:i/>
-        </w:rPr>
-        <w:t>is</w:t>
-      </w:r>
-      <w:r>
-        <w:t xml:space="preserve"> the part status board; it replaces re-asking "where is X?" and feeds the weekly summary.</w:t>
+        <w:t>At the weekly meeting the lead brings the status board (Reports, Print status board) or shows it on screen, and clears the Dashboard's Stopped lane first: it lists every run held at a blocker nobody has signed. The board replaces re-asking "where is X?" and feeds the weekly summary.</w:t>
       </w:r>
     </w:p>
     <w:p>
@@ -2379,7 +2599,515 @@
         <w:pStyle w:val="ListNumber"/>
       </w:pPr>
       <w:r>
-        <w:t>The lead runs Backup (one click, header) monthly; see §7.3. Nothing weekly is required since the database itself is always current; monthly is just the archive cadence.</w:t>
+        <w:t>The lead runs Backup (one click, header; on a phone, in the ⋯ menu) monthly; see §7.3. Nothing weekly is required since the database itself is always current; monthly is just the archive cadence.</w:t>
+      </w:r>
+    </w:p>
+    <w:p>
+      <w:pPr>
+        <w:pStyle w:val="Heading3"/>
+      </w:pPr>
+      <w:r>
+        <w:t>7.5 Layup techniques (the step checklists)</w:t>
+      </w:r>
+    </w:p>
+    <w:p>
+      <w:r>
+        <w:t>A technique is a checklist and the blockers and holds on it: each step's rule (blocker, starts the cure, or the cure hold), the evidence it needs and the training it needs to sign. A part's Layup type picks its technique, and a run copies the steps when it is created.</w:t>
+      </w:r>
+    </w:p>
+    <w:p>
+      <w:pPr>
+        <w:pStyle w:val="ListNumber"/>
+      </w:pPr>
+      <w:r>
+        <w:t>Anyone can read the techniques on the Reports tab under Layup techniques.</w:t>
+      </w:r>
+    </w:p>
+    <w:p>
+      <w:pPr>
+        <w:pStyle w:val="ListNumber"/>
+      </w:pPr>
+      <w:r>
+        <w:t>Only a lead changes them. Add a technique always starts from a copy (Name, Start from); Edit steps changes one; Archive hides a custom technique from new runs. Built-in techniques are never archived.</w:t>
+      </w:r>
+    </w:p>
+    <w:p>
+      <w:pPr>
+        <w:pStyle w:val="ListNumber"/>
+      </w:pPr>
+      <w:r>
+        <w:t>Editing a technique never changes a run that already exists. A run made on an older version says its checklist has changed and offers Add them for the new steps, touching nothing already signed.</w:t>
+      </w:r>
+    </w:p>
+    <w:p>
+      <w:pPr>
+        <w:pStyle w:val="ListNumber"/>
+      </w:pPr>
+      <w:r>
+        <w:t>A technique that lays up a stack shall keep its Stack frozen blocker ahead of the first physical step, and a technique with a drop-test blocker shall keep it ahead of the resin step. The step editor lets a lead remove either; this rule is what stops it. Mold wet lay and Foam wrapped have no drop-test step; CS-007 §7.5 says why a lead does not add one there and where the readings go instead.</w:t>
+      </w:r>
+    </w:p>
+    <w:p>
+      <w:pPr>
+        <w:pStyle w:val="ListNumber"/>
+      </w:pPr>
+      <w:r>
+        <w:t>A lead who adds, edits or archives a technique shall open a revision of this standard within two weeks, so the table below catches up (CS-000 §2). The app holds the live checklists; this table is their value at this revision.</w:t>
+      </w:r>
+    </w:p>
+    <w:p>
+      <w:r>
+        <w:t>The built-in techniques as the app ships them (</w:t>
+      </w:r>
+      <w:r>
+        <w:rPr>
+          <w:rFonts w:ascii="Courier New" w:hAnsi="Courier New"/>
+        </w:rPr>
+        <w:t>app/workorders.js</w:t>
+      </w:r>
+      <w:r>
+        <w:t>, STD_STEPS, 2026-10-10). Blockers, holds, evidence and training are in brackets.</w:t>
+      </w:r>
+    </w:p>
+    <w:tbl>
+      <w:tblPr>
+        <w:tblStyle w:val="TableGrid"/>
+        <w:tblW w:type="auto" w:w="0"/>
+        <w:jc w:val="center"/>
+        <w:tblLook w:firstColumn="1" w:firstRow="1" w:lastColumn="0" w:lastRow="0" w:noHBand="0" w:noVBand="1" w:val="04A0"/>
+      </w:tblPr>
+      <w:tblGrid>
+        <w:gridCol w:w="3216"/>
+        <w:gridCol w:w="3216"/>
+        <w:gridCol w:w="3216"/>
+      </w:tblGrid>
+      <w:tr>
+        <w:tc>
+          <w:tcPr>
+            <w:tcW w:type="dxa" w:w="3216"/>
+            <w:shd w:val="clear" w:fill="003262"/>
+          </w:tcPr>
+          <w:p>
+            <w:r>
+              <w:rPr>
+                <w:b/>
+                <w:color w:val="FFFFFF"/>
+                <w:sz w:val="19"/>
+              </w:rPr>
+              <w:t>Technique</w:t>
+            </w:r>
+          </w:p>
+        </w:tc>
+        <w:tc>
+          <w:tcPr>
+            <w:tcW w:type="dxa" w:w="3216"/>
+            <w:shd w:val="clear" w:fill="003262"/>
+          </w:tcPr>
+          <w:p>
+            <w:r>
+              <w:rPr>
+                <w:b/>
+                <w:color w:val="FFFFFF"/>
+                <w:sz w:val="19"/>
+              </w:rPr>
+              <w:t>Layup type</w:t>
+            </w:r>
+          </w:p>
+        </w:tc>
+        <w:tc>
+          <w:tcPr>
+            <w:tcW w:type="dxa" w:w="3216"/>
+            <w:shd w:val="clear" w:fill="003262"/>
+          </w:tcPr>
+          <w:p>
+            <w:r>
+              <w:rPr>
+                <w:b/>
+                <w:color w:val="FFFFFF"/>
+                <w:sz w:val="19"/>
+              </w:rPr>
+              <w:t>Steps in order</w:t>
+            </w:r>
+          </w:p>
+        </w:tc>
+      </w:tr>
+      <w:tr>
+        <w:tc>
+          <w:tcPr>
+            <w:tcW w:type="dxa" w:w="3216"/>
+          </w:tcPr>
+          <w:p>
+            <w:r>
+              <w:rPr>
+                <w:sz w:val="19"/>
+              </w:rPr>
+              <w:t>Mold infusion</w:t>
+            </w:r>
+          </w:p>
+        </w:tc>
+        <w:tc>
+          <w:tcPr>
+            <w:tcW w:type="dxa" w:w="3216"/>
+          </w:tcPr>
+          <w:p>
+            <w:r>
+              <w:rPr>
+                <w:sz w:val="19"/>
+              </w:rPr>
+              <w:t>MOLD INFUSION</w:t>
+            </w:r>
+          </w:p>
+        </w:tc>
+        <w:tc>
+          <w:tcPr>
+            <w:tcW w:type="dxa" w:w="3216"/>
+          </w:tcPr>
+          <w:p>
+            <w:r>
+              <w:rPr>
+                <w:sz w:val="19"/>
+              </w:rPr>
+              <w:t>Stack frozen (blocker; needs a layup stack). Mold design review (blocker; needs the CAD; Mold design). Glue mold stock (ShopSabre CNC). Machine mold (needs a note; ShopSabre CNC). Seal and release mold. Dry stack and bag (Resin infusion). Drop test, 1 inHg or less over 10 min (blocker; needs a note; Resin infusion; the number is CS-006 §7.4's). Infuse (starts the cure; Resin infusion). Cure and demould (cure hold). Trim and finish</w:t>
+            </w:r>
+          </w:p>
+        </w:tc>
+      </w:tr>
+      <w:tr>
+        <w:tc>
+          <w:tcPr>
+            <w:tcW w:type="dxa" w:w="3216"/>
+          </w:tcPr>
+          <w:p>
+            <w:r>
+              <w:rPr>
+                <w:sz w:val="19"/>
+              </w:rPr>
+              <w:t>Glass infusion</w:t>
+            </w:r>
+          </w:p>
+        </w:tc>
+        <w:tc>
+          <w:tcPr>
+            <w:tcW w:type="dxa" w:w="3216"/>
+          </w:tcPr>
+          <w:p>
+            <w:r>
+              <w:rPr>
+                <w:sz w:val="19"/>
+              </w:rPr>
+              <w:t>GLASS INFUSION</w:t>
+            </w:r>
+          </w:p>
+        </w:tc>
+        <w:tc>
+          <w:tcPr>
+            <w:tcW w:type="dxa" w:w="3216"/>
+          </w:tcPr>
+          <w:p>
+            <w:r>
+              <w:rPr>
+                <w:sz w:val="19"/>
+              </w:rPr>
+              <w:t>Stack frozen (blocker; needs a layup stack). Prepare plate and release. Dry stack and bag (Resin infusion). Drop test, 1 inHg or less over 10 min (blocker; needs a note; Resin infusion). Infuse (starts the cure; Resin infusion). Cure and demould (cure hold). Cut to DXF, confirm revision. Finish</w:t>
+            </w:r>
+          </w:p>
+        </w:tc>
+      </w:tr>
+      <w:tr>
+        <w:tc>
+          <w:tcPr>
+            <w:tcW w:type="dxa" w:w="3216"/>
+          </w:tcPr>
+          <w:p>
+            <w:r>
+              <w:rPr>
+                <w:sz w:val="19"/>
+              </w:rPr>
+              <w:t>Mold wet lay</w:t>
+            </w:r>
+          </w:p>
+        </w:tc>
+        <w:tc>
+          <w:tcPr>
+            <w:tcW w:type="dxa" w:w="3216"/>
+          </w:tcPr>
+          <w:p>
+            <w:r>
+              <w:rPr>
+                <w:sz w:val="19"/>
+              </w:rPr>
+              <w:t>MOLD WET LAY</w:t>
+            </w:r>
+          </w:p>
+        </w:tc>
+        <w:tc>
+          <w:tcPr>
+            <w:tcW w:type="dxa" w:w="3216"/>
+          </w:tcPr>
+          <w:p>
+            <w:r>
+              <w:rPr>
+                <w:sz w:val="19"/>
+              </w:rPr>
+              <w:t>Stack frozen (blocker; needs a layup stack). Mold design review (blocker; needs the CAD; Mold design). Glue and machine mold (needs a note; ShopSabre CNC). Seal and release mold. Wet layup and bag (starts the cure; Wet layup). Cure and demould (cure hold). Trim and finish</w:t>
+            </w:r>
+          </w:p>
+        </w:tc>
+      </w:tr>
+      <w:tr>
+        <w:tc>
+          <w:tcPr>
+            <w:tcW w:type="dxa" w:w="3216"/>
+          </w:tcPr>
+          <w:p>
+            <w:r>
+              <w:rPr>
+                <w:sz w:val="19"/>
+              </w:rPr>
+              <w:t>Foam wrapped</w:t>
+            </w:r>
+          </w:p>
+        </w:tc>
+        <w:tc>
+          <w:tcPr>
+            <w:tcW w:type="dxa" w:w="3216"/>
+          </w:tcPr>
+          <w:p>
+            <w:r>
+              <w:rPr>
+                <w:sz w:val="19"/>
+              </w:rPr>
+              <w:t>FOAM WRAPPED</w:t>
+            </w:r>
+          </w:p>
+        </w:tc>
+        <w:tc>
+          <w:tcPr>
+            <w:tcW w:type="dxa" w:w="3216"/>
+          </w:tcPr>
+          <w:p>
+            <w:r>
+              <w:rPr>
+                <w:sz w:val="19"/>
+              </w:rPr>
+              <w:t>Stack frozen (blocker; needs a layup stack). Shape foam core (Foam core). Wet layup over core (starts the cure; Wet layup). Cure (cure hold). Trim and finish</w:t>
+            </w:r>
+          </w:p>
+        </w:tc>
+      </w:tr>
+      <w:tr>
+        <w:tc>
+          <w:tcPr>
+            <w:tcW w:type="dxa" w:w="3216"/>
+          </w:tcPr>
+          <w:p>
+            <w:r>
+              <w:rPr>
+                <w:sz w:val="19"/>
+              </w:rPr>
+              <w:t>Other</w:t>
+            </w:r>
+          </w:p>
+        </w:tc>
+        <w:tc>
+          <w:tcPr>
+            <w:tcW w:type="dxa" w:w="3216"/>
+          </w:tcPr>
+          <w:p>
+            <w:r>
+              <w:rPr>
+                <w:sz w:val="19"/>
+              </w:rPr>
+              <w:t>(blank, or any type no technique claims)</w:t>
+            </w:r>
+          </w:p>
+        </w:tc>
+        <w:tc>
+          <w:tcPr>
+            <w:tcW w:type="dxa" w:w="3216"/>
+          </w:tcPr>
+          <w:p>
+            <w:r>
+              <w:rPr>
+                <w:sz w:val="19"/>
+              </w:rPr>
+              <w:t>Define acceptance criterion: target and method, set before work starts (blocker; needs a note). Execute. Verify against criterion</w:t>
+            </w:r>
+          </w:p>
+        </w:tc>
+      </w:tr>
+    </w:tbl>
+    <w:p/>
+    <w:p>
+      <w:pPr>
+        <w:pStyle w:val="Heading3"/>
+      </w:pPr>
+      <w:r>
+        <w:t>7.6 Issues: raising and closing them</w:t>
+      </w:r>
+    </w:p>
+    <w:p>
+      <w:pPr>
+        <w:pStyle w:val="ListNumber"/>
+      </w:pPr>
+      <w:r>
+        <w:t>An issue shall be raised on the run it holds up: ⚠ Raise an issue at the foot of the run's Issues section, or ⚑ (Report an issue on this step) on the step where it happened.</w:t>
+      </w:r>
+    </w:p>
+    <w:p>
+      <w:pPr>
+        <w:pStyle w:val="ListNumber"/>
+      </w:pPr>
+      <w:r>
+        <w:t>Close it in the run's Issues section: Disposition (UAI (Use As Is), Corrective Action, Rework, Scrap or Other), What happened (the root cause), What was done, then Resolve. The issue's own page has the same three, under What happened, the disposition prompt, and Resolve, with the Resolve issue button.</w:t>
+      </w:r>
+    </w:p>
+    <w:p>
+      <w:pPr>
+        <w:pStyle w:val="ListNumber"/>
+      </w:pPr>
+      <w:r>
+        <w:t>A run shall not complete while any of its issues lacks a Disposition, What happened or What was done. The app enforces Disposition and What was done: setting the run Complete opens the closeout list, with Resolve on each issue and Resolve all &amp; complete work order at the foot. It does not check What happened, so the person closing out does.</w:t>
+      </w:r>
+    </w:p>
+    <w:p>
+      <w:pPr>
+        <w:pStyle w:val="ListNumber"/>
+      </w:pPr>
+      <w:r>
+        <w:t>A false alarm is cancelled with Cancel ticket (false alarm), not disposed.</w:t>
+      </w:r>
+    </w:p>
+    <w:p>
+      <w:pPr>
+        <w:pStyle w:val="ListNumber"/>
+      </w:pPr>
+      <w:r>
+        <w:t>If a fix did not hold, press Reopen on the issue's page. It withdraws the disposition and clears What was done, keeps What happened, and the run is held again until the issue is disposed a second time.</w:t>
+      </w:r>
+    </w:p>
+    <w:p>
+      <w:r>
+        <w:t>The What was done prompt follows the disposition: Scrap asks "Why could it not be saved?", UAI asks "Why is it acceptable as it is?".</w:t>
+      </w:r>
+    </w:p>
+    <w:p>
+      <w:pPr>
+        <w:jc w:val="center"/>
+      </w:pPr>
+      <w:r>
+        <w:drawing>
+          <wp:inline xmlns:a="http://schemas.openxmlformats.org/drawingml/2006/main" xmlns:pic="http://schemas.openxmlformats.org/drawingml/2006/picture">
+            <wp:extent cx="5669280" cy="5873374"/>
+            <wp:docPr id="2" name="Picture 2"/>
+            <wp:cNvGraphicFramePr>
+              <a:graphicFrameLocks noChangeAspect="1"/>
+            </wp:cNvGraphicFramePr>
+            <a:graphic>
+              <a:graphicData uri="http://schemas.openxmlformats.org/drawingml/2006/picture">
+                <pic:pic>
+                  <pic:nvPicPr>
+                    <pic:cNvPr id="0" name="cs013-issue-path.v2.png"/>
+                    <pic:cNvPicPr/>
+                  </pic:nvPicPr>
+                  <pic:blipFill>
+                    <a:blip r:embed="rId10"/>
+                    <a:stretch>
+                      <a:fillRect/>
+                    </a:stretch>
+                  </pic:blipFill>
+                  <pic:spPr>
+                    <a:xfrm>
+                      <a:off x="0" y="0"/>
+                      <a:ext cx="5669280" cy="5873374"/>
+                    </a:xfrm>
+                    <a:prstGeom prst="rect"/>
+                  </pic:spPr>
+                </pic:pic>
+              </a:graphicData>
+            </a:graphic>
+          </wp:inline>
+        </w:drawing>
+      </w:r>
+    </w:p>
+    <w:p>
+      <w:pPr>
+        <w:jc w:val="center"/>
+      </w:pPr>
+      <w:r>
+        <w:rPr>
+          <w:i/>
+          <w:color w:val="505050"/>
+          <w:sz w:val="18"/>
+        </w:rPr>
+        <w:t>Figure 2. The issue path on a run: raise it (⚠ Raise an issue, or ⚑ on a step), then Disposition, What happened and What was done; the app holds Complete until every issue has a Disposition and What was done. Reopen loops back and clears the disposition.</w:t>
+      </w:r>
+    </w:p>
+    <w:p/>
+    <w:p>
+      <w:pPr>
+        <w:pStyle w:val="Heading3"/>
+      </w:pPr>
+      <w:r>
+        <w:t>7.7 Archiving, deleting and Recently deleted</w:t>
+      </w:r>
+    </w:p>
+    <w:p>
+      <w:pPr>
+        <w:pStyle w:val="ListNumber"/>
+      </w:pPr>
+      <w:r>
+        <w:t>A finished or abandoned part or run should be archived, not deleted. Any member can Archive one on its page in edit mode, or several with Select… on the list. An archived record leaves the lists, the Dashboard and the Season tab but keeps every field and who archived it; the archived chip on the list shows them, each with Restore.</w:t>
+      </w:r>
+    </w:p>
+    <w:p>
+      <w:pPr>
+        <w:pStyle w:val="ListNumber"/>
+      </w:pPr>
+      <w:r>
+        <w:t>Delete is for a record that should never have existed, and only a lead deletes parts, runs and issues. Deleting a run takes its issues and uploads with it.</w:t>
+      </w:r>
+    </w:p>
+    <w:p>
+      <w:pPr>
+        <w:pStyle w:val="ListNumber"/>
+      </w:pPr>
+      <w:r>
+        <w:t>A deleted record goes to Reports, Recently deleted, and can be put back with Restore for 30 days (</w:t>
+      </w:r>
+      <w:r>
+        <w:rPr>
+          <w:rFonts w:ascii="Courier New" w:hAnsi="Courier New"/>
+        </w:rPr>
+        <w:t>TRASH_DAYS</w:t>
+      </w:r>
+      <w:r>
+        <w:t xml:space="preserve"> in </w:t>
+      </w:r>
+      <w:r>
+        <w:rPr>
+          <w:rFonts w:ascii="Courier New" w:hAnsi="Courier New"/>
+        </w:rPr>
+        <w:t>app/core.js</w:t>
+      </w:r>
+      <w:r>
+        <w:t>). Restoring brings back everything deleted with it.</w:t>
+      </w:r>
+    </w:p>
+    <w:p>
+      <w:pPr>
+        <w:pStyle w:val="ListNumber"/>
+      </w:pPr>
+      <w:r>
+        <w:t>After 30 days a lead presses Empty them, and the records are gone for good with their uploads.</w:t>
+      </w:r>
+    </w:p>
+    <w:p>
+      <w:pPr>
+        <w:pStyle w:val="ListNumber"/>
+      </w:pPr>
+      <w:r>
+        <w:t>A deleted ID is never reissued (§4.1 rule 2).</w:t>
       </w:r>
     </w:p>
     <w:p>
@@ -2479,7 +3207,7 @@
               <w:rPr>
                 <w:sz w:val="19"/>
               </w:rPr>
-              <w:t>Every active part has a WO</w:t>
+              <w:t>Every part has a run before it consumes carbon or machine time</w:t>
             </w:r>
           </w:p>
         </w:tc>
@@ -2492,7 +3220,7 @@
               <w:rPr>
                 <w:sz w:val="19"/>
               </w:rPr>
-              <w:t>100% of parts consuming carbon/machine time</w:t>
+              <w:t>100%</w:t>
             </w:r>
           </w:p>
         </w:tc>
@@ -2505,7 +3233,7 @@
               <w:rPr>
                 <w:sz w:val="19"/>
               </w:rPr>
-              <w:t>Lead check at Monday meeting</w:t>
+              <w:t>The Work Orders tab lists Parts with no run yet; lead check at the weekly meeting</w:t>
             </w:r>
           </w:p>
         </w:tc>
@@ -2518,7 +3246,7 @@
               <w:rPr>
                 <w:sz w:val="19"/>
               </w:rPr>
-              <w:t>—</w:t>
+              <w:t>none</w:t>
             </w:r>
           </w:p>
         </w:tc>
@@ -2721,7 +3449,7 @@
               <w:rPr>
                 <w:sz w:val="19"/>
               </w:rPr>
-              <w:t>Lead check at Monday meeting: a part not in the season plan is either marked R&amp;D or is a gap</w:t>
+              <w:t>Lead check at the weekly meeting: a part not in the season plan is either marked R&amp;D or is a gap</w:t>
             </w:r>
           </w:p>
         </w:tc>
@@ -2748,6 +3476,114 @@
                 <w:sz w:val="19"/>
               </w:rPr>
               <w:t xml:space="preserve"> flag</w:t>
+            </w:r>
+          </w:p>
+        </w:tc>
+      </w:tr>
+      <w:tr>
+        <w:tc>
+          <w:tcPr>
+            <w:tcW w:type="dxa" w:w="2412"/>
+          </w:tcPr>
+          <w:p>
+            <w:r>
+              <w:rPr>
+                <w:sz w:val="19"/>
+              </w:rPr>
+              <w:t>Issues disposed and explained before Complete</w:t>
+            </w:r>
+          </w:p>
+        </w:tc>
+        <w:tc>
+          <w:tcPr>
+            <w:tcW w:type="dxa" w:w="2412"/>
+          </w:tcPr>
+          <w:p>
+            <w:r>
+              <w:rPr>
+                <w:sz w:val="19"/>
+              </w:rPr>
+              <w:t>100%</w:t>
+            </w:r>
+          </w:p>
+        </w:tc>
+        <w:tc>
+          <w:tcPr>
+            <w:tcW w:type="dxa" w:w="2412"/>
+          </w:tcPr>
+          <w:p>
+            <w:r>
+              <w:rPr>
+                <w:sz w:val="19"/>
+              </w:rPr>
+              <w:t>The app blocks Complete (closeout list, §7.6)</w:t>
+            </w:r>
+          </w:p>
+        </w:tc>
+        <w:tc>
+          <w:tcPr>
+            <w:tcW w:type="dxa" w:w="2412"/>
+          </w:tcPr>
+          <w:p>
+            <w:r>
+              <w:rPr>
+                <w:sz w:val="19"/>
+              </w:rPr>
+              <w:t>Run's Issues section</w:t>
+            </w:r>
+          </w:p>
+        </w:tc>
+      </w:tr>
+      <w:tr>
+        <w:tc>
+          <w:tcPr>
+            <w:tcW w:type="dxa" w:w="2412"/>
+          </w:tcPr>
+          <w:p>
+            <w:r>
+              <w:rPr>
+                <w:sz w:val="19"/>
+              </w:rPr>
+              <w:t>Steps that need training signed by trained people</w:t>
+            </w:r>
+          </w:p>
+        </w:tc>
+        <w:tc>
+          <w:tcPr>
+            <w:tcW w:type="dxa" w:w="2412"/>
+          </w:tcPr>
+          <w:p>
+            <w:r>
+              <w:rPr>
+                <w:sz w:val="19"/>
+              </w:rPr>
+              <w:t>Every override (training, evidence, cure hold) has a written reason</w:t>
+            </w:r>
+          </w:p>
+        </w:tc>
+        <w:tc>
+          <w:tcPr>
+            <w:tcW w:type="dxa" w:w="2412"/>
+          </w:tcPr>
+          <w:p>
+            <w:r>
+              <w:rPr>
+                <w:sz w:val="19"/>
+              </w:rPr>
+              <w:t>The app blocks it; the lead reads the override entries in the event logs at the weekly meeting</w:t>
+            </w:r>
+          </w:p>
+        </w:tc>
+        <w:tc>
+          <w:tcPr>
+            <w:tcW w:type="dxa" w:w="2412"/>
+          </w:tcPr>
+          <w:p>
+            <w:r>
+              <w:rPr>
+                <w:sz w:val="19"/>
+              </w:rPr>
+              <w:t>Run's Event log (in Notes &amp; log)</w:t>
             </w:r>
           </w:p>
         </w:tc>
